--- a/Figs/site_info.docx
+++ b/Figs/site_info.docx
@@ -178,127 +178,127 @@
                 <w:rFonts w:ascii="Calibri" w:hAnsi="Calibri"/>
                 <w:sz w:val="20"/>
               </w:rPr>
-              <w:t xml:space="default">Great Plains</w:t>
-            </w:r>
-          </w:p>
-        </w:tc>
-        <w:tc>
-          <w:tcPr>
-            <w:tcBorders>
-              <w:top w:val="single" w:space="0" w:color="D3D3D3"/>
-              <w:bottom w:val="single" w:space="0" w:color="D3D3D3"/>
-              <w:start w:val="single" w:space="0" w:color="D3D3D3"/>
-              <w:end w:val="single" w:space="0" w:color="D3D3D3"/>
-            </w:tcBorders>
-          </w:tcPr>
-          <w:p>
-            <w:pPr>
-              <w:spacing w:before="0" w:after="60"/>
-              <w:keepNext/>
-              <w:jc w:val="center"/>
-            </w:pPr>
-            <w:r>
-              <w:rPr>
-                <w:rFonts w:ascii="Calibri" w:hAnsi="Calibri"/>
-                <w:sz w:val="20"/>
-              </w:rPr>
-              <w:t xml:space="default">GP-1</w:t>
-            </w:r>
-          </w:p>
-        </w:tc>
-        <w:tc>
-          <w:tcPr>
-            <w:tcBorders>
-              <w:top w:val="single" w:space="0" w:color="D3D3D3"/>
-              <w:bottom w:val="single" w:space="0" w:color="D3D3D3"/>
-              <w:start w:val="single" w:space="0" w:color="D3D3D3"/>
-              <w:end w:val="single" w:space="0" w:color="D3D3D3"/>
-            </w:tcBorders>
-          </w:tcPr>
-          <w:p>
-            <w:pPr>
-              <w:spacing w:before="0" w:after="60"/>
-              <w:keepNext/>
-              <w:jc w:val="center"/>
-            </w:pPr>
-            <w:r>
-              <w:rPr>
-                <w:rFonts w:ascii="Calibri" w:hAnsi="Calibri"/>
-                <w:sz w:val="20"/>
-              </w:rPr>
-              <w:t xml:space="default">5.30</w:t>
-            </w:r>
-          </w:p>
-        </w:tc>
-        <w:tc>
-          <w:tcPr>
-            <w:tcBorders>
-              <w:top w:val="single" w:space="0" w:color="D3D3D3"/>
-              <w:bottom w:val="single" w:space="0" w:color="D3D3D3"/>
-              <w:start w:val="single" w:space="0" w:color="D3D3D3"/>
-              <w:end w:val="single" w:space="0" w:color="D3D3D3"/>
-            </w:tcBorders>
-          </w:tcPr>
-          <w:p>
-            <w:pPr>
-              <w:spacing w:before="0" w:after="60"/>
-              <w:keepNext/>
-              <w:jc w:val="center"/>
-            </w:pPr>
-            <w:r>
-              <w:rPr>
-                <w:rFonts w:ascii="Calibri" w:hAnsi="Calibri"/>
-                <w:sz w:val="20"/>
-              </w:rPr>
-              <w:t xml:space="default">1,444</w:t>
-            </w:r>
-          </w:p>
-        </w:tc>
-        <w:tc>
-          <w:tcPr>
-            <w:tcBorders>
-              <w:top w:val="single" w:space="0" w:color="D3D3D3"/>
-              <w:bottom w:val="single" w:space="0" w:color="D3D3D3"/>
-              <w:start w:val="single" w:space="0" w:color="D3D3D3"/>
-              <w:end w:val="single" w:space="0" w:color="D3D3D3"/>
-            </w:tcBorders>
-          </w:tcPr>
-          <w:p>
-            <w:pPr>
-              <w:spacing w:before="0" w:after="60"/>
-              <w:keepNext/>
-              <w:jc w:val="center"/>
-            </w:pPr>
-            <w:r>
-              <w:rPr>
-                <w:rFonts w:ascii="Calibri" w:hAnsi="Calibri"/>
-                <w:sz w:val="20"/>
-              </w:rPr>
-              <w:t xml:space="default">50</w:t>
-            </w:r>
-          </w:p>
-        </w:tc>
-        <w:tc>
-          <w:tcPr>
-            <w:tcBorders>
-              <w:top w:val="single" w:space="0" w:color="D3D3D3"/>
-              <w:bottom w:val="single" w:space="0" w:color="D3D3D3"/>
-              <w:start w:val="single" w:space="0" w:color="D3D3D3"/>
-              <w:end w:val="single" w:space="0" w:color="D3D3D3"/>
-            </w:tcBorders>
-          </w:tcPr>
-          <w:p>
-            <w:pPr>
-              <w:spacing w:before="0" w:after="60"/>
-              <w:keepNext/>
-              <w:jc w:val="center"/>
-            </w:pPr>
-            <w:r>
-              <w:rPr>
-                <w:rFonts w:ascii="Calibri" w:hAnsi="Calibri"/>
-                <w:sz w:val="20"/>
-              </w:rPr>
-              <w:t xml:space="default">34.83</w:t>
+              <w:t xml:space="default">North American Deserts</w:t>
+            </w:r>
+          </w:p>
+        </w:tc>
+        <w:tc>
+          <w:tcPr>
+            <w:tcBorders>
+              <w:top w:val="single" w:space="0" w:color="D3D3D3"/>
+              <w:bottom w:val="single" w:space="0" w:color="D3D3D3"/>
+              <w:start w:val="single" w:space="0" w:color="D3D3D3"/>
+              <w:end w:val="single" w:space="0" w:color="D3D3D3"/>
+            </w:tcBorders>
+          </w:tcPr>
+          <w:p>
+            <w:pPr>
+              <w:spacing w:before="0" w:after="60"/>
+              <w:keepNext/>
+              <w:jc w:val="center"/>
+            </w:pPr>
+            <w:r>
+              <w:rPr>
+                <w:rFonts w:ascii="Calibri" w:hAnsi="Calibri"/>
+                <w:sz w:val="20"/>
+              </w:rPr>
+              <w:t xml:space="default">DSB-1</w:t>
+            </w:r>
+          </w:p>
+        </w:tc>
+        <w:tc>
+          <w:tcPr>
+            <w:tcBorders>
+              <w:top w:val="single" w:space="0" w:color="D3D3D3"/>
+              <w:bottom w:val="single" w:space="0" w:color="D3D3D3"/>
+              <w:start w:val="single" w:space="0" w:color="D3D3D3"/>
+              <w:end w:val="single" w:space="0" w:color="D3D3D3"/>
+            </w:tcBorders>
+          </w:tcPr>
+          <w:p>
+            <w:pPr>
+              <w:spacing w:before="0" w:after="60"/>
+              <w:keepNext/>
+              <w:jc w:val="center"/>
+            </w:pPr>
+            <w:r>
+              <w:rPr>
+                <w:rFonts w:ascii="Calibri" w:hAnsi="Calibri"/>
+                <w:sz w:val="20"/>
+              </w:rPr>
+              <w:t xml:space="default">1.82</w:t>
+            </w:r>
+          </w:p>
+        </w:tc>
+        <w:tc>
+          <w:tcPr>
+            <w:tcBorders>
+              <w:top w:val="single" w:space="0" w:color="D3D3D3"/>
+              <w:bottom w:val="single" w:space="0" w:color="D3D3D3"/>
+              <w:start w:val="single" w:space="0" w:color="D3D3D3"/>
+              <w:end w:val="single" w:space="0" w:color="D3D3D3"/>
+            </w:tcBorders>
+          </w:tcPr>
+          <w:p>
+            <w:pPr>
+              <w:spacing w:before="0" w:after="60"/>
+              <w:keepNext/>
+              <w:jc w:val="center"/>
+            </w:pPr>
+            <w:r>
+              <w:rPr>
+                <w:rFonts w:ascii="Calibri" w:hAnsi="Calibri"/>
+                <w:sz w:val="20"/>
+              </w:rPr>
+              <w:t xml:space="default">1,054</w:t>
+            </w:r>
+          </w:p>
+        </w:tc>
+        <w:tc>
+          <w:tcPr>
+            <w:tcBorders>
+              <w:top w:val="single" w:space="0" w:color="D3D3D3"/>
+              <w:bottom w:val="single" w:space="0" w:color="D3D3D3"/>
+              <w:start w:val="single" w:space="0" w:color="D3D3D3"/>
+              <w:end w:val="single" w:space="0" w:color="D3D3D3"/>
+            </w:tcBorders>
+          </w:tcPr>
+          <w:p>
+            <w:pPr>
+              <w:spacing w:before="0" w:after="60"/>
+              <w:keepNext/>
+              <w:jc w:val="center"/>
+            </w:pPr>
+            <w:r>
+              <w:rPr>
+                <w:rFonts w:ascii="Calibri" w:hAnsi="Calibri"/>
+                <w:sz w:val="20"/>
+              </w:rPr>
+              <w:t xml:space="default">35</w:t>
+            </w:r>
+          </w:p>
+        </w:tc>
+        <w:tc>
+          <w:tcPr>
+            <w:tcBorders>
+              <w:top w:val="single" w:space="0" w:color="D3D3D3"/>
+              <w:bottom w:val="single" w:space="0" w:color="D3D3D3"/>
+              <w:start w:val="single" w:space="0" w:color="D3D3D3"/>
+              <w:end w:val="single" w:space="0" w:color="D3D3D3"/>
+            </w:tcBorders>
+          </w:tcPr>
+          <w:p>
+            <w:pPr>
+              <w:spacing w:before="0" w:after="60"/>
+              <w:keepNext/>
+              <w:jc w:val="center"/>
+            </w:pPr>
+            <w:r>
+              <w:rPr>
+                <w:rFonts w:ascii="Calibri" w:hAnsi="Calibri"/>
+                <w:sz w:val="20"/>
+              </w:rPr>
+              <w:t xml:space="default">48.51</w:t>
             </w:r>
           </w:p>
         </w:tc>
@@ -327,127 +327,127 @@
                 <w:rFonts w:ascii="Calibri" w:hAnsi="Calibri"/>
                 <w:sz w:val="20"/>
               </w:rPr>
-              <w:t xml:space="default">Great Plains</w:t>
-            </w:r>
-          </w:p>
-        </w:tc>
-        <w:tc>
-          <w:tcPr>
-            <w:tcBorders>
-              <w:top w:val="single" w:space="0" w:color="D3D3D3"/>
-              <w:bottom w:val="single" w:space="0" w:color="D3D3D3"/>
-              <w:start w:val="single" w:space="0" w:color="D3D3D3"/>
-              <w:end w:val="single" w:space="0" w:color="D3D3D3"/>
-            </w:tcBorders>
-          </w:tcPr>
-          <w:p>
-            <w:pPr>
-              <w:spacing w:before="0" w:after="60"/>
-              <w:keepNext/>
-              <w:jc w:val="center"/>
-            </w:pPr>
-            <w:r>
-              <w:rPr>
-                <w:rFonts w:ascii="Calibri" w:hAnsi="Calibri"/>
-                <w:sz w:val="20"/>
-              </w:rPr>
-              <w:t xml:space="default">GP-2</w:t>
-            </w:r>
-          </w:p>
-        </w:tc>
-        <w:tc>
-          <w:tcPr>
-            <w:tcBorders>
-              <w:top w:val="single" w:space="0" w:color="D3D3D3"/>
-              <w:bottom w:val="single" w:space="0" w:color="D3D3D3"/>
-              <w:start w:val="single" w:space="0" w:color="D3D3D3"/>
-              <w:end w:val="single" w:space="0" w:color="D3D3D3"/>
-            </w:tcBorders>
-          </w:tcPr>
-          <w:p>
-            <w:pPr>
-              <w:spacing w:before="0" w:after="60"/>
-              <w:keepNext/>
-              <w:jc w:val="center"/>
-            </w:pPr>
-            <w:r>
-              <w:rPr>
-                <w:rFonts w:ascii="Calibri" w:hAnsi="Calibri"/>
-                <w:sz w:val="20"/>
-              </w:rPr>
-              <w:t xml:space="default">4.88</w:t>
-            </w:r>
-          </w:p>
-        </w:tc>
-        <w:tc>
-          <w:tcPr>
-            <w:tcBorders>
-              <w:top w:val="single" w:space="0" w:color="D3D3D3"/>
-              <w:bottom w:val="single" w:space="0" w:color="D3D3D3"/>
-              <w:start w:val="single" w:space="0" w:color="D3D3D3"/>
-              <w:end w:val="single" w:space="0" w:color="D3D3D3"/>
-            </w:tcBorders>
-          </w:tcPr>
-          <w:p>
-            <w:pPr>
-              <w:spacing w:before="0" w:after="60"/>
-              <w:keepNext/>
-              <w:jc w:val="center"/>
-            </w:pPr>
-            <w:r>
-              <w:rPr>
-                <w:rFonts w:ascii="Calibri" w:hAnsi="Calibri"/>
-                <w:sz w:val="20"/>
-              </w:rPr>
-              <w:t xml:space="default">607</w:t>
-            </w:r>
-          </w:p>
-        </w:tc>
-        <w:tc>
-          <w:tcPr>
-            <w:tcBorders>
-              <w:top w:val="single" w:space="0" w:color="D3D3D3"/>
-              <w:bottom w:val="single" w:space="0" w:color="D3D3D3"/>
-              <w:start w:val="single" w:space="0" w:color="D3D3D3"/>
-              <w:end w:val="single" w:space="0" w:color="D3D3D3"/>
-            </w:tcBorders>
-          </w:tcPr>
-          <w:p>
-            <w:pPr>
-              <w:spacing w:before="0" w:after="60"/>
-              <w:keepNext/>
-              <w:jc w:val="center"/>
-            </w:pPr>
-            <w:r>
-              <w:rPr>
-                <w:rFonts w:ascii="Calibri" w:hAnsi="Calibri"/>
-                <w:sz w:val="20"/>
-              </w:rPr>
-              <w:t xml:space="default">28</w:t>
-            </w:r>
-          </w:p>
-        </w:tc>
-        <w:tc>
-          <w:tcPr>
-            <w:tcBorders>
-              <w:top w:val="single" w:space="0" w:color="D3D3D3"/>
-              <w:bottom w:val="single" w:space="0" w:color="D3D3D3"/>
-              <w:start w:val="single" w:space="0" w:color="D3D3D3"/>
-              <w:end w:val="single" w:space="0" w:color="D3D3D3"/>
-            </w:tcBorders>
-          </w:tcPr>
-          <w:p>
-            <w:pPr>
-              <w:spacing w:before="0" w:after="60"/>
-              <w:keepNext/>
-              <w:jc w:val="center"/>
-            </w:pPr>
-            <w:r>
-              <w:rPr>
-                <w:rFonts w:ascii="Calibri" w:hAnsi="Calibri"/>
-                <w:sz w:val="20"/>
-              </w:rPr>
-              <w:t xml:space="default">30.69</w:t>
+              <w:t xml:space="default">North American Deserts</w:t>
+            </w:r>
+          </w:p>
+        </w:tc>
+        <w:tc>
+          <w:tcPr>
+            <w:tcBorders>
+              <w:top w:val="single" w:space="0" w:color="D3D3D3"/>
+              <w:bottom w:val="single" w:space="0" w:color="D3D3D3"/>
+              <w:start w:val="single" w:space="0" w:color="D3D3D3"/>
+              <w:end w:val="single" w:space="0" w:color="D3D3D3"/>
+            </w:tcBorders>
+          </w:tcPr>
+          <w:p>
+            <w:pPr>
+              <w:spacing w:before="0" w:after="60"/>
+              <w:keepNext/>
+              <w:jc w:val="center"/>
+            </w:pPr>
+            <w:r>
+              <w:rPr>
+                <w:rFonts w:ascii="Calibri" w:hAnsi="Calibri"/>
+                <w:sz w:val="20"/>
+              </w:rPr>
+              <w:t xml:space="default">DFB-1</w:t>
+            </w:r>
+          </w:p>
+        </w:tc>
+        <w:tc>
+          <w:tcPr>
+            <w:tcBorders>
+              <w:top w:val="single" w:space="0" w:color="D3D3D3"/>
+              <w:bottom w:val="single" w:space="0" w:color="D3D3D3"/>
+              <w:start w:val="single" w:space="0" w:color="D3D3D3"/>
+              <w:end w:val="single" w:space="0" w:color="D3D3D3"/>
+            </w:tcBorders>
+          </w:tcPr>
+          <w:p>
+            <w:pPr>
+              <w:spacing w:before="0" w:after="60"/>
+              <w:keepNext/>
+              <w:jc w:val="center"/>
+            </w:pPr>
+            <w:r>
+              <w:rPr>
+                <w:rFonts w:ascii="Calibri" w:hAnsi="Calibri"/>
+                <w:sz w:val="20"/>
+              </w:rPr>
+              <w:t xml:space="default">16.20</w:t>
+            </w:r>
+          </w:p>
+        </w:tc>
+        <w:tc>
+          <w:tcPr>
+            <w:tcBorders>
+              <w:top w:val="single" w:space="0" w:color="D3D3D3"/>
+              <w:bottom w:val="single" w:space="0" w:color="D3D3D3"/>
+              <w:start w:val="single" w:space="0" w:color="D3D3D3"/>
+              <w:end w:val="single" w:space="0" w:color="D3D3D3"/>
+            </w:tcBorders>
+          </w:tcPr>
+          <w:p>
+            <w:pPr>
+              <w:spacing w:before="0" w:after="60"/>
+              <w:keepNext/>
+              <w:jc w:val="center"/>
+            </w:pPr>
+            <w:r>
+              <w:rPr>
+                <w:rFonts w:ascii="Calibri" w:hAnsi="Calibri"/>
+                <w:sz w:val="20"/>
+              </w:rPr>
+              <w:t xml:space="default">911</w:t>
+            </w:r>
+          </w:p>
+        </w:tc>
+        <w:tc>
+          <w:tcPr>
+            <w:tcBorders>
+              <w:top w:val="single" w:space="0" w:color="D3D3D3"/>
+              <w:bottom w:val="single" w:space="0" w:color="D3D3D3"/>
+              <w:start w:val="single" w:space="0" w:color="D3D3D3"/>
+              <w:end w:val="single" w:space="0" w:color="D3D3D3"/>
+            </w:tcBorders>
+          </w:tcPr>
+          <w:p>
+            <w:pPr>
+              <w:spacing w:before="0" w:after="60"/>
+              <w:keepNext/>
+              <w:jc w:val="center"/>
+            </w:pPr>
+            <w:r>
+              <w:rPr>
+                <w:rFonts w:ascii="Calibri" w:hAnsi="Calibri"/>
+                <w:sz w:val="20"/>
+              </w:rPr>
+              <w:t xml:space="default">83</w:t>
+            </w:r>
+          </w:p>
+        </w:tc>
+        <w:tc>
+          <w:tcPr>
+            <w:tcBorders>
+              <w:top w:val="single" w:space="0" w:color="D3D3D3"/>
+              <w:bottom w:val="single" w:space="0" w:color="D3D3D3"/>
+              <w:start w:val="single" w:space="0" w:color="D3D3D3"/>
+              <w:end w:val="single" w:space="0" w:color="D3D3D3"/>
+            </w:tcBorders>
+          </w:tcPr>
+          <w:p>
+            <w:pPr>
+              <w:spacing w:before="0" w:after="60"/>
+              <w:keepNext/>
+              <w:jc w:val="center"/>
+            </w:pPr>
+            <w:r>
+              <w:rPr>
+                <w:rFonts w:ascii="Calibri" w:hAnsi="Calibri"/>
+                <w:sz w:val="20"/>
+              </w:rPr>
+              <w:t xml:space="default">51.09</w:t>
             </w:r>
           </w:p>
         </w:tc>
@@ -500,103 +500,103 @@
                 <w:rFonts w:ascii="Calibri" w:hAnsi="Calibri"/>
                 <w:sz w:val="20"/>
               </w:rPr>
-              <w:t xml:space="default">GP-3</w:t>
-            </w:r>
-          </w:p>
-        </w:tc>
-        <w:tc>
-          <w:tcPr>
-            <w:tcBorders>
-              <w:top w:val="single" w:space="0" w:color="D3D3D3"/>
-              <w:bottom w:val="single" w:space="0" w:color="D3D3D3"/>
-              <w:start w:val="single" w:space="0" w:color="D3D3D3"/>
-              <w:end w:val="single" w:space="0" w:color="D3D3D3"/>
-            </w:tcBorders>
-          </w:tcPr>
-          <w:p>
-            <w:pPr>
-              <w:spacing w:before="0" w:after="60"/>
-              <w:keepNext/>
-              <w:jc w:val="center"/>
-            </w:pPr>
-            <w:r>
-              <w:rPr>
-                <w:rFonts w:ascii="Calibri" w:hAnsi="Calibri"/>
-                <w:sz w:val="20"/>
-              </w:rPr>
-              <w:t xml:space="default">1.26</w:t>
-            </w:r>
-          </w:p>
-        </w:tc>
-        <w:tc>
-          <w:tcPr>
-            <w:tcBorders>
-              <w:top w:val="single" w:space="0" w:color="D3D3D3"/>
-              <w:bottom w:val="single" w:space="0" w:color="D3D3D3"/>
-              <w:start w:val="single" w:space="0" w:color="D3D3D3"/>
-              <w:end w:val="single" w:space="0" w:color="D3D3D3"/>
-            </w:tcBorders>
-          </w:tcPr>
-          <w:p>
-            <w:pPr>
-              <w:spacing w:before="0" w:after="60"/>
-              <w:keepNext/>
-              <w:jc w:val="center"/>
-            </w:pPr>
-            <w:r>
-              <w:rPr>
-                <w:rFonts w:ascii="Calibri" w:hAnsi="Calibri"/>
-                <w:sz w:val="20"/>
-              </w:rPr>
-              <w:t xml:space="default">1,219</w:t>
-            </w:r>
-          </w:p>
-        </w:tc>
-        <w:tc>
-          <w:tcPr>
-            <w:tcBorders>
-              <w:top w:val="single" w:space="0" w:color="D3D3D3"/>
-              <w:bottom w:val="single" w:space="0" w:color="D3D3D3"/>
-              <w:start w:val="single" w:space="0" w:color="D3D3D3"/>
-              <w:end w:val="single" w:space="0" w:color="D3D3D3"/>
-            </w:tcBorders>
-          </w:tcPr>
-          <w:p>
-            <w:pPr>
-              <w:spacing w:before="0" w:after="60"/>
-              <w:keepNext/>
-              <w:jc w:val="center"/>
-            </w:pPr>
-            <w:r>
-              <w:rPr>
-                <w:rFonts w:ascii="Calibri" w:hAnsi="Calibri"/>
-                <w:sz w:val="20"/>
-              </w:rPr>
-              <w:t xml:space="default">26</w:t>
-            </w:r>
-          </w:p>
-        </w:tc>
-        <w:tc>
-          <w:tcPr>
-            <w:tcBorders>
-              <w:top w:val="single" w:space="0" w:color="D3D3D3"/>
-              <w:bottom w:val="single" w:space="0" w:color="D3D3D3"/>
-              <w:start w:val="single" w:space="0" w:color="D3D3D3"/>
-              <w:end w:val="single" w:space="0" w:color="D3D3D3"/>
-            </w:tcBorders>
-          </w:tcPr>
-          <w:p>
-            <w:pPr>
-              <w:spacing w:before="0" w:after="60"/>
-              <w:keepNext/>
-              <w:jc w:val="center"/>
-            </w:pPr>
-            <w:r>
-              <w:rPr>
-                <w:rFonts w:ascii="Calibri" w:hAnsi="Calibri"/>
-                <w:sz w:val="20"/>
-              </w:rPr>
-              <w:t xml:space="default">37.08</w:t>
+              <w:t xml:space="default">DFA-1</w:t>
+            </w:r>
+          </w:p>
+        </w:tc>
+        <w:tc>
+          <w:tcPr>
+            <w:tcBorders>
+              <w:top w:val="single" w:space="0" w:color="D3D3D3"/>
+              <w:bottom w:val="single" w:space="0" w:color="D3D3D3"/>
+              <w:start w:val="single" w:space="0" w:color="D3D3D3"/>
+              <w:end w:val="single" w:space="0" w:color="D3D3D3"/>
+            </w:tcBorders>
+          </w:tcPr>
+          <w:p>
+            <w:pPr>
+              <w:spacing w:before="0" w:after="60"/>
+              <w:keepNext/>
+              <w:jc w:val="center"/>
+            </w:pPr>
+            <w:r>
+              <w:rPr>
+                <w:rFonts w:ascii="Calibri" w:hAnsi="Calibri"/>
+                <w:sz w:val="20"/>
+              </w:rPr>
+              <w:t xml:space="default">5.30</w:t>
+            </w:r>
+          </w:p>
+        </w:tc>
+        <w:tc>
+          <w:tcPr>
+            <w:tcBorders>
+              <w:top w:val="single" w:space="0" w:color="D3D3D3"/>
+              <w:bottom w:val="single" w:space="0" w:color="D3D3D3"/>
+              <w:start w:val="single" w:space="0" w:color="D3D3D3"/>
+              <w:end w:val="single" w:space="0" w:color="D3D3D3"/>
+            </w:tcBorders>
+          </w:tcPr>
+          <w:p>
+            <w:pPr>
+              <w:spacing w:before="0" w:after="60"/>
+              <w:keepNext/>
+              <w:jc w:val="center"/>
+            </w:pPr>
+            <w:r>
+              <w:rPr>
+                <w:rFonts w:ascii="Calibri" w:hAnsi="Calibri"/>
+                <w:sz w:val="20"/>
+              </w:rPr>
+              <w:t xml:space="default">1,444</w:t>
+            </w:r>
+          </w:p>
+        </w:tc>
+        <w:tc>
+          <w:tcPr>
+            <w:tcBorders>
+              <w:top w:val="single" w:space="0" w:color="D3D3D3"/>
+              <w:bottom w:val="single" w:space="0" w:color="D3D3D3"/>
+              <w:start w:val="single" w:space="0" w:color="D3D3D3"/>
+              <w:end w:val="single" w:space="0" w:color="D3D3D3"/>
+            </w:tcBorders>
+          </w:tcPr>
+          <w:p>
+            <w:pPr>
+              <w:spacing w:before="0" w:after="60"/>
+              <w:keepNext/>
+              <w:jc w:val="center"/>
+            </w:pPr>
+            <w:r>
+              <w:rPr>
+                <w:rFonts w:ascii="Calibri" w:hAnsi="Calibri"/>
+                <w:sz w:val="20"/>
+              </w:rPr>
+              <w:t xml:space="default">50</w:t>
+            </w:r>
+          </w:p>
+        </w:tc>
+        <w:tc>
+          <w:tcPr>
+            <w:tcBorders>
+              <w:top w:val="single" w:space="0" w:color="D3D3D3"/>
+              <w:bottom w:val="single" w:space="0" w:color="D3D3D3"/>
+              <w:start w:val="single" w:space="0" w:color="D3D3D3"/>
+              <w:end w:val="single" w:space="0" w:color="D3D3D3"/>
+            </w:tcBorders>
+          </w:tcPr>
+          <w:p>
+            <w:pPr>
+              <w:spacing w:before="0" w:after="60"/>
+              <w:keepNext/>
+              <w:jc w:val="center"/>
+            </w:pPr>
+            <w:r>
+              <w:rPr>
+                <w:rFonts w:ascii="Calibri" w:hAnsi="Calibri"/>
+                <w:sz w:val="20"/>
+              </w:rPr>
+              <w:t xml:space="default">34.83</w:t>
             </w:r>
           </w:p>
         </w:tc>
@@ -625,127 +625,127 @@
                 <w:rFonts w:ascii="Calibri" w:hAnsi="Calibri"/>
                 <w:sz w:val="20"/>
               </w:rPr>
-              <w:t xml:space="default">Eastern Temperate Forests</w:t>
-            </w:r>
-          </w:p>
-        </w:tc>
-        <w:tc>
-          <w:tcPr>
-            <w:tcBorders>
-              <w:top w:val="single" w:space="0" w:color="D3D3D3"/>
-              <w:bottom w:val="single" w:space="0" w:color="D3D3D3"/>
-              <w:start w:val="single" w:space="0" w:color="D3D3D3"/>
-              <w:end w:val="single" w:space="0" w:color="D3D3D3"/>
-            </w:tcBorders>
-          </w:tcPr>
-          <w:p>
-            <w:pPr>
-              <w:spacing w:before="0" w:after="60"/>
-              <w:keepNext/>
-              <w:jc w:val="center"/>
-            </w:pPr>
-            <w:r>
-              <w:rPr>
-                <w:rFonts w:ascii="Calibri" w:hAnsi="Calibri"/>
-                <w:sz w:val="20"/>
-              </w:rPr>
-              <w:t xml:space="default">EF-1</w:t>
-            </w:r>
-          </w:p>
-        </w:tc>
-        <w:tc>
-          <w:tcPr>
-            <w:tcBorders>
-              <w:top w:val="single" w:space="0" w:color="D3D3D3"/>
-              <w:bottom w:val="single" w:space="0" w:color="D3D3D3"/>
-              <w:start w:val="single" w:space="0" w:color="D3D3D3"/>
-              <w:end w:val="single" w:space="0" w:color="D3D3D3"/>
-            </w:tcBorders>
-          </w:tcPr>
-          <w:p>
-            <w:pPr>
-              <w:spacing w:before="0" w:after="60"/>
-              <w:keepNext/>
-              <w:jc w:val="center"/>
-            </w:pPr>
-            <w:r>
-              <w:rPr>
-                <w:rFonts w:ascii="Calibri" w:hAnsi="Calibri"/>
-                <w:sz w:val="20"/>
-              </w:rPr>
-              <w:t xml:space="default">0.93</w:t>
-            </w:r>
-          </w:p>
-        </w:tc>
-        <w:tc>
-          <w:tcPr>
-            <w:tcBorders>
-              <w:top w:val="single" w:space="0" w:color="D3D3D3"/>
-              <w:bottom w:val="single" w:space="0" w:color="D3D3D3"/>
-              <w:start w:val="single" w:space="0" w:color="D3D3D3"/>
-              <w:end w:val="single" w:space="0" w:color="D3D3D3"/>
-            </w:tcBorders>
-          </w:tcPr>
-          <w:p>
-            <w:pPr>
-              <w:spacing w:before="0" w:after="60"/>
-              <w:keepNext/>
-              <w:jc w:val="center"/>
-            </w:pPr>
-            <w:r>
-              <w:rPr>
-                <w:rFonts w:ascii="Calibri" w:hAnsi="Calibri"/>
-                <w:sz w:val="20"/>
-              </w:rPr>
-              <w:t xml:space="default">1,156</w:t>
-            </w:r>
-          </w:p>
-        </w:tc>
-        <w:tc>
-          <w:tcPr>
-            <w:tcBorders>
-              <w:top w:val="single" w:space="0" w:color="D3D3D3"/>
-              <w:bottom w:val="single" w:space="0" w:color="D3D3D3"/>
-              <w:start w:val="single" w:space="0" w:color="D3D3D3"/>
-              <w:end w:val="single" w:space="0" w:color="D3D3D3"/>
-            </w:tcBorders>
-          </w:tcPr>
-          <w:p>
-            <w:pPr>
-              <w:spacing w:before="0" w:after="60"/>
-              <w:keepNext/>
-              <w:jc w:val="center"/>
-            </w:pPr>
-            <w:r>
-              <w:rPr>
-                <w:rFonts w:ascii="Calibri" w:hAnsi="Calibri"/>
-                <w:sz w:val="20"/>
-              </w:rPr>
-              <w:t xml:space="default">56</w:t>
-            </w:r>
-          </w:p>
-        </w:tc>
-        <w:tc>
-          <w:tcPr>
-            <w:tcBorders>
-              <w:top w:val="single" w:space="0" w:color="D3D3D3"/>
-              <w:bottom w:val="single" w:space="0" w:color="D3D3D3"/>
-              <w:start w:val="single" w:space="0" w:color="D3D3D3"/>
-              <w:end w:val="single" w:space="0" w:color="D3D3D3"/>
-            </w:tcBorders>
-          </w:tcPr>
-          <w:p>
-            <w:pPr>
-              <w:spacing w:before="0" w:after="60"/>
-              <w:keepNext/>
-              <w:jc w:val="center"/>
-            </w:pPr>
-            <w:r>
-              <w:rPr>
-                <w:rFonts w:ascii="Calibri" w:hAnsi="Calibri"/>
-                <w:sz w:val="20"/>
-              </w:rPr>
-              <w:t xml:space="default">93.49</w:t>
+              <w:t xml:space="default">Great Plains</w:t>
+            </w:r>
+          </w:p>
+        </w:tc>
+        <w:tc>
+          <w:tcPr>
+            <w:tcBorders>
+              <w:top w:val="single" w:space="0" w:color="D3D3D3"/>
+              <w:bottom w:val="single" w:space="0" w:color="D3D3D3"/>
+              <w:start w:val="single" w:space="0" w:color="D3D3D3"/>
+              <w:end w:val="single" w:space="0" w:color="D3D3D3"/>
+            </w:tcBorders>
+          </w:tcPr>
+          <w:p>
+            <w:pPr>
+              <w:spacing w:before="0" w:after="60"/>
+              <w:keepNext/>
+              <w:jc w:val="center"/>
+            </w:pPr>
+            <w:r>
+              <w:rPr>
+                <w:rFonts w:ascii="Calibri" w:hAnsi="Calibri"/>
+                <w:sz w:val="20"/>
+              </w:rPr>
+              <w:t xml:space="default">DFA-2</w:t>
+            </w:r>
+          </w:p>
+        </w:tc>
+        <w:tc>
+          <w:tcPr>
+            <w:tcBorders>
+              <w:top w:val="single" w:space="0" w:color="D3D3D3"/>
+              <w:bottom w:val="single" w:space="0" w:color="D3D3D3"/>
+              <w:start w:val="single" w:space="0" w:color="D3D3D3"/>
+              <w:end w:val="single" w:space="0" w:color="D3D3D3"/>
+            </w:tcBorders>
+          </w:tcPr>
+          <w:p>
+            <w:pPr>
+              <w:spacing w:before="0" w:after="60"/>
+              <w:keepNext/>
+              <w:jc w:val="center"/>
+            </w:pPr>
+            <w:r>
+              <w:rPr>
+                <w:rFonts w:ascii="Calibri" w:hAnsi="Calibri"/>
+                <w:sz w:val="20"/>
+              </w:rPr>
+              <w:t xml:space="default">4.88</w:t>
+            </w:r>
+          </w:p>
+        </w:tc>
+        <w:tc>
+          <w:tcPr>
+            <w:tcBorders>
+              <w:top w:val="single" w:space="0" w:color="D3D3D3"/>
+              <w:bottom w:val="single" w:space="0" w:color="D3D3D3"/>
+              <w:start w:val="single" w:space="0" w:color="D3D3D3"/>
+              <w:end w:val="single" w:space="0" w:color="D3D3D3"/>
+            </w:tcBorders>
+          </w:tcPr>
+          <w:p>
+            <w:pPr>
+              <w:spacing w:before="0" w:after="60"/>
+              <w:keepNext/>
+              <w:jc w:val="center"/>
+            </w:pPr>
+            <w:r>
+              <w:rPr>
+                <w:rFonts w:ascii="Calibri" w:hAnsi="Calibri"/>
+                <w:sz w:val="20"/>
+              </w:rPr>
+              <w:t xml:space="default">607</w:t>
+            </w:r>
+          </w:p>
+        </w:tc>
+        <w:tc>
+          <w:tcPr>
+            <w:tcBorders>
+              <w:top w:val="single" w:space="0" w:color="D3D3D3"/>
+              <w:bottom w:val="single" w:space="0" w:color="D3D3D3"/>
+              <w:start w:val="single" w:space="0" w:color="D3D3D3"/>
+              <w:end w:val="single" w:space="0" w:color="D3D3D3"/>
+            </w:tcBorders>
+          </w:tcPr>
+          <w:p>
+            <w:pPr>
+              <w:spacing w:before="0" w:after="60"/>
+              <w:keepNext/>
+              <w:jc w:val="center"/>
+            </w:pPr>
+            <w:r>
+              <w:rPr>
+                <w:rFonts w:ascii="Calibri" w:hAnsi="Calibri"/>
+                <w:sz w:val="20"/>
+              </w:rPr>
+              <w:t xml:space="default">28</w:t>
+            </w:r>
+          </w:p>
+        </w:tc>
+        <w:tc>
+          <w:tcPr>
+            <w:tcBorders>
+              <w:top w:val="single" w:space="0" w:color="D3D3D3"/>
+              <w:bottom w:val="single" w:space="0" w:color="D3D3D3"/>
+              <w:start w:val="single" w:space="0" w:color="D3D3D3"/>
+              <w:end w:val="single" w:space="0" w:color="D3D3D3"/>
+            </w:tcBorders>
+          </w:tcPr>
+          <w:p>
+            <w:pPr>
+              <w:spacing w:before="0" w:after="60"/>
+              <w:keepNext/>
+              <w:jc w:val="center"/>
+            </w:pPr>
+            <w:r>
+              <w:rPr>
+                <w:rFonts w:ascii="Calibri" w:hAnsi="Calibri"/>
+                <w:sz w:val="20"/>
+              </w:rPr>
+              <w:t xml:space="default">30.69</w:t>
             </w:r>
           </w:p>
         </w:tc>
@@ -774,127 +774,127 @@
                 <w:rFonts w:ascii="Calibri" w:hAnsi="Calibri"/>
                 <w:sz w:val="20"/>
               </w:rPr>
-              <w:t xml:space="default">Eastern Temperate Forests</w:t>
-            </w:r>
-          </w:p>
-        </w:tc>
-        <w:tc>
-          <w:tcPr>
-            <w:tcBorders>
-              <w:top w:val="single" w:space="0" w:color="D3D3D3"/>
-              <w:bottom w:val="single" w:space="0" w:color="D3D3D3"/>
-              <w:start w:val="single" w:space="0" w:color="D3D3D3"/>
-              <w:end w:val="single" w:space="0" w:color="D3D3D3"/>
-            </w:tcBorders>
-          </w:tcPr>
-          <w:p>
-            <w:pPr>
-              <w:spacing w:before="0" w:after="60"/>
-              <w:keepNext/>
-              <w:jc w:val="center"/>
-            </w:pPr>
-            <w:r>
-              <w:rPr>
-                <w:rFonts w:ascii="Calibri" w:hAnsi="Calibri"/>
-                <w:sz w:val="20"/>
-              </w:rPr>
-              <w:t xml:space="default">EF-2</w:t>
-            </w:r>
-          </w:p>
-        </w:tc>
-        <w:tc>
-          <w:tcPr>
-            <w:tcBorders>
-              <w:top w:val="single" w:space="0" w:color="D3D3D3"/>
-              <w:bottom w:val="single" w:space="0" w:color="D3D3D3"/>
-              <w:start w:val="single" w:space="0" w:color="D3D3D3"/>
-              <w:end w:val="single" w:space="0" w:color="D3D3D3"/>
-            </w:tcBorders>
-          </w:tcPr>
-          <w:p>
-            <w:pPr>
-              <w:spacing w:before="0" w:after="60"/>
-              <w:keepNext/>
-              <w:jc w:val="center"/>
-            </w:pPr>
-            <w:r>
-              <w:rPr>
-                <w:rFonts w:ascii="Calibri" w:hAnsi="Calibri"/>
-                <w:sz w:val="20"/>
-              </w:rPr>
-              <w:t xml:space="default">2.97</w:t>
-            </w:r>
-          </w:p>
-        </w:tc>
-        <w:tc>
-          <w:tcPr>
-            <w:tcBorders>
-              <w:top w:val="single" w:space="0" w:color="D3D3D3"/>
-              <w:bottom w:val="single" w:space="0" w:color="D3D3D3"/>
-              <w:start w:val="single" w:space="0" w:color="D3D3D3"/>
-              <w:end w:val="single" w:space="0" w:color="D3D3D3"/>
-            </w:tcBorders>
-          </w:tcPr>
-          <w:p>
-            <w:pPr>
-              <w:spacing w:before="0" w:after="60"/>
-              <w:keepNext/>
-              <w:jc w:val="center"/>
-            </w:pPr>
-            <w:r>
-              <w:rPr>
-                <w:rFonts w:ascii="Calibri" w:hAnsi="Calibri"/>
-                <w:sz w:val="20"/>
-              </w:rPr>
-              <w:t xml:space="default">1,165</w:t>
-            </w:r>
-          </w:p>
-        </w:tc>
-        <w:tc>
-          <w:tcPr>
-            <w:tcBorders>
-              <w:top w:val="single" w:space="0" w:color="D3D3D3"/>
-              <w:bottom w:val="single" w:space="0" w:color="D3D3D3"/>
-              <w:start w:val="single" w:space="0" w:color="D3D3D3"/>
-              <w:end w:val="single" w:space="0" w:color="D3D3D3"/>
-            </w:tcBorders>
-          </w:tcPr>
-          <w:p>
-            <w:pPr>
-              <w:spacing w:before="0" w:after="60"/>
-              <w:keepNext/>
-              <w:jc w:val="center"/>
-            </w:pPr>
-            <w:r>
-              <w:rPr>
-                <w:rFonts w:ascii="Calibri" w:hAnsi="Calibri"/>
-                <w:sz w:val="20"/>
-              </w:rPr>
-              <w:t xml:space="default">28</w:t>
-            </w:r>
-          </w:p>
-        </w:tc>
-        <w:tc>
-          <w:tcPr>
-            <w:tcBorders>
-              <w:top w:val="single" w:space="0" w:color="D3D3D3"/>
-              <w:bottom w:val="single" w:space="0" w:color="D3D3D3"/>
-              <w:start w:val="single" w:space="0" w:color="D3D3D3"/>
-              <w:end w:val="single" w:space="0" w:color="D3D3D3"/>
-            </w:tcBorders>
-          </w:tcPr>
-          <w:p>
-            <w:pPr>
-              <w:spacing w:before="0" w:after="60"/>
-              <w:keepNext/>
-              <w:jc w:val="center"/>
-            </w:pPr>
-            <w:r>
-              <w:rPr>
-                <w:rFonts w:ascii="Calibri" w:hAnsi="Calibri"/>
-                <w:sz w:val="20"/>
-              </w:rPr>
-              <w:t xml:space="default">51.49</w:t>
+              <w:t xml:space="default">Great Plains</w:t>
+            </w:r>
+          </w:p>
+        </w:tc>
+        <w:tc>
+          <w:tcPr>
+            <w:tcBorders>
+              <w:top w:val="single" w:space="0" w:color="D3D3D3"/>
+              <w:bottom w:val="single" w:space="0" w:color="D3D3D3"/>
+              <w:start w:val="single" w:space="0" w:color="D3D3D3"/>
+              <w:end w:val="single" w:space="0" w:color="D3D3D3"/>
+            </w:tcBorders>
+          </w:tcPr>
+          <w:p>
+            <w:pPr>
+              <w:spacing w:before="0" w:after="60"/>
+              <w:keepNext/>
+              <w:jc w:val="center"/>
+            </w:pPr>
+            <w:r>
+              <w:rPr>
+                <w:rFonts w:ascii="Calibri" w:hAnsi="Calibri"/>
+                <w:sz w:val="20"/>
+              </w:rPr>
+              <w:t xml:space="default">CFA-1</w:t>
+            </w:r>
+          </w:p>
+        </w:tc>
+        <w:tc>
+          <w:tcPr>
+            <w:tcBorders>
+              <w:top w:val="single" w:space="0" w:color="D3D3D3"/>
+              <w:bottom w:val="single" w:space="0" w:color="D3D3D3"/>
+              <w:start w:val="single" w:space="0" w:color="D3D3D3"/>
+              <w:end w:val="single" w:space="0" w:color="D3D3D3"/>
+            </w:tcBorders>
+          </w:tcPr>
+          <w:p>
+            <w:pPr>
+              <w:spacing w:before="0" w:after="60"/>
+              <w:keepNext/>
+              <w:jc w:val="center"/>
+            </w:pPr>
+            <w:r>
+              <w:rPr>
+                <w:rFonts w:ascii="Calibri" w:hAnsi="Calibri"/>
+                <w:sz w:val="20"/>
+              </w:rPr>
+              <w:t xml:space="default">1.26</w:t>
+            </w:r>
+          </w:p>
+        </w:tc>
+        <w:tc>
+          <w:tcPr>
+            <w:tcBorders>
+              <w:top w:val="single" w:space="0" w:color="D3D3D3"/>
+              <w:bottom w:val="single" w:space="0" w:color="D3D3D3"/>
+              <w:start w:val="single" w:space="0" w:color="D3D3D3"/>
+              <w:end w:val="single" w:space="0" w:color="D3D3D3"/>
+            </w:tcBorders>
+          </w:tcPr>
+          <w:p>
+            <w:pPr>
+              <w:spacing w:before="0" w:after="60"/>
+              <w:keepNext/>
+              <w:jc w:val="center"/>
+            </w:pPr>
+            <w:r>
+              <w:rPr>
+                <w:rFonts w:ascii="Calibri" w:hAnsi="Calibri"/>
+                <w:sz w:val="20"/>
+              </w:rPr>
+              <w:t xml:space="default">1,219</w:t>
+            </w:r>
+          </w:p>
+        </w:tc>
+        <w:tc>
+          <w:tcPr>
+            <w:tcBorders>
+              <w:top w:val="single" w:space="0" w:color="D3D3D3"/>
+              <w:bottom w:val="single" w:space="0" w:color="D3D3D3"/>
+              <w:start w:val="single" w:space="0" w:color="D3D3D3"/>
+              <w:end w:val="single" w:space="0" w:color="D3D3D3"/>
+            </w:tcBorders>
+          </w:tcPr>
+          <w:p>
+            <w:pPr>
+              <w:spacing w:before="0" w:after="60"/>
+              <w:keepNext/>
+              <w:jc w:val="center"/>
+            </w:pPr>
+            <w:r>
+              <w:rPr>
+                <w:rFonts w:ascii="Calibri" w:hAnsi="Calibri"/>
+                <w:sz w:val="20"/>
+              </w:rPr>
+              <w:t xml:space="default">26</w:t>
+            </w:r>
+          </w:p>
+        </w:tc>
+        <w:tc>
+          <w:tcPr>
+            <w:tcBorders>
+              <w:top w:val="single" w:space="0" w:color="D3D3D3"/>
+              <w:bottom w:val="single" w:space="0" w:color="D3D3D3"/>
+              <w:start w:val="single" w:space="0" w:color="D3D3D3"/>
+              <w:end w:val="single" w:space="0" w:color="D3D3D3"/>
+            </w:tcBorders>
+          </w:tcPr>
+          <w:p>
+            <w:pPr>
+              <w:spacing w:before="0" w:after="60"/>
+              <w:keepNext/>
+              <w:jc w:val="center"/>
+            </w:pPr>
+            <w:r>
+              <w:rPr>
+                <w:rFonts w:ascii="Calibri" w:hAnsi="Calibri"/>
+                <w:sz w:val="20"/>
+              </w:rPr>
+              <w:t xml:space="default">37.08</w:t>
             </w:r>
           </w:p>
         </w:tc>
@@ -947,7 +947,7 @@
                 <w:rFonts w:ascii="Calibri" w:hAnsi="Calibri"/>
                 <w:sz w:val="20"/>
               </w:rPr>
-              <w:t xml:space="default">EF-3</w:t>
+              <w:t xml:space="default">CFA-2</w:t>
             </w:r>
           </w:p>
         </w:tc>
@@ -1072,127 +1072,127 @@
                 <w:rFonts w:ascii="Calibri" w:hAnsi="Calibri"/>
                 <w:sz w:val="20"/>
               </w:rPr>
-              <w:t xml:space="default">North American Deserts</w:t>
-            </w:r>
-          </w:p>
-        </w:tc>
-        <w:tc>
-          <w:tcPr>
-            <w:tcBorders>
-              <w:top w:val="single" w:space="0" w:color="D3D3D3"/>
-              <w:bottom w:val="single" w:space="0" w:color="D3D3D3"/>
-              <w:start w:val="single" w:space="0" w:color="D3D3D3"/>
-              <w:end w:val="single" w:space="0" w:color="D3D3D3"/>
-            </w:tcBorders>
-          </w:tcPr>
-          <w:p>
-            <w:pPr>
-              <w:spacing w:before="0" w:after="60"/>
-              <w:keepNext/>
-              <w:jc w:val="center"/>
-            </w:pPr>
-            <w:r>
-              <w:rPr>
-                <w:rFonts w:ascii="Calibri" w:hAnsi="Calibri"/>
-                <w:sz w:val="20"/>
-              </w:rPr>
-              <w:t xml:space="default">ND-1</w:t>
-            </w:r>
-          </w:p>
-        </w:tc>
-        <w:tc>
-          <w:tcPr>
-            <w:tcBorders>
-              <w:top w:val="single" w:space="0" w:color="D3D3D3"/>
-              <w:bottom w:val="single" w:space="0" w:color="D3D3D3"/>
-              <w:start w:val="single" w:space="0" w:color="D3D3D3"/>
-              <w:end w:val="single" w:space="0" w:color="D3D3D3"/>
-            </w:tcBorders>
-          </w:tcPr>
-          <w:p>
-            <w:pPr>
-              <w:spacing w:before="0" w:after="60"/>
-              <w:keepNext/>
-              <w:jc w:val="center"/>
-            </w:pPr>
-            <w:r>
-              <w:rPr>
-                <w:rFonts w:ascii="Calibri" w:hAnsi="Calibri"/>
-                <w:sz w:val="20"/>
-              </w:rPr>
-              <w:t xml:space="default">16.20</w:t>
-            </w:r>
-          </w:p>
-        </w:tc>
-        <w:tc>
-          <w:tcPr>
-            <w:tcBorders>
-              <w:top w:val="single" w:space="0" w:color="D3D3D3"/>
-              <w:bottom w:val="single" w:space="0" w:color="D3D3D3"/>
-              <w:start w:val="single" w:space="0" w:color="D3D3D3"/>
-              <w:end w:val="single" w:space="0" w:color="D3D3D3"/>
-            </w:tcBorders>
-          </w:tcPr>
-          <w:p>
-            <w:pPr>
-              <w:spacing w:before="0" w:after="60"/>
-              <w:keepNext/>
-              <w:jc w:val="center"/>
-            </w:pPr>
-            <w:r>
-              <w:rPr>
-                <w:rFonts w:ascii="Calibri" w:hAnsi="Calibri"/>
-                <w:sz w:val="20"/>
-              </w:rPr>
-              <w:t xml:space="default">911</w:t>
-            </w:r>
-          </w:p>
-        </w:tc>
-        <w:tc>
-          <w:tcPr>
-            <w:tcBorders>
-              <w:top w:val="single" w:space="0" w:color="D3D3D3"/>
-              <w:bottom w:val="single" w:space="0" w:color="D3D3D3"/>
-              <w:start w:val="single" w:space="0" w:color="D3D3D3"/>
-              <w:end w:val="single" w:space="0" w:color="D3D3D3"/>
-            </w:tcBorders>
-          </w:tcPr>
-          <w:p>
-            <w:pPr>
-              <w:spacing w:before="0" w:after="60"/>
-              <w:keepNext/>
-              <w:jc w:val="center"/>
-            </w:pPr>
-            <w:r>
-              <w:rPr>
-                <w:rFonts w:ascii="Calibri" w:hAnsi="Calibri"/>
-                <w:sz w:val="20"/>
-              </w:rPr>
-              <w:t xml:space="default">83</w:t>
-            </w:r>
-          </w:p>
-        </w:tc>
-        <w:tc>
-          <w:tcPr>
-            <w:tcBorders>
-              <w:top w:val="single" w:space="0" w:color="D3D3D3"/>
-              <w:bottom w:val="single" w:space="0" w:color="D3D3D3"/>
-              <w:start w:val="single" w:space="0" w:color="D3D3D3"/>
-              <w:end w:val="single" w:space="0" w:color="D3D3D3"/>
-            </w:tcBorders>
-          </w:tcPr>
-          <w:p>
-            <w:pPr>
-              <w:spacing w:before="0" w:after="60"/>
-              <w:keepNext/>
-              <w:jc w:val="center"/>
-            </w:pPr>
-            <w:r>
-              <w:rPr>
-                <w:rFonts w:ascii="Calibri" w:hAnsi="Calibri"/>
-                <w:sz w:val="20"/>
-              </w:rPr>
-              <w:t xml:space="default">51.09</w:t>
+              <w:t xml:space="default">Eastern Temperate Forests</w:t>
+            </w:r>
+          </w:p>
+        </w:tc>
+        <w:tc>
+          <w:tcPr>
+            <w:tcBorders>
+              <w:top w:val="single" w:space="0" w:color="D3D3D3"/>
+              <w:bottom w:val="single" w:space="0" w:color="D3D3D3"/>
+              <w:start w:val="single" w:space="0" w:color="D3D3D3"/>
+              <w:end w:val="single" w:space="0" w:color="D3D3D3"/>
+            </w:tcBorders>
+          </w:tcPr>
+          <w:p>
+            <w:pPr>
+              <w:spacing w:before="0" w:after="60"/>
+              <w:keepNext/>
+              <w:jc w:val="center"/>
+            </w:pPr>
+            <w:r>
+              <w:rPr>
+                <w:rFonts w:ascii="Calibri" w:hAnsi="Calibri"/>
+                <w:sz w:val="20"/>
+              </w:rPr>
+              <w:t xml:space="default">CFA-3</w:t>
+            </w:r>
+          </w:p>
+        </w:tc>
+        <w:tc>
+          <w:tcPr>
+            <w:tcBorders>
+              <w:top w:val="single" w:space="0" w:color="D3D3D3"/>
+              <w:bottom w:val="single" w:space="0" w:color="D3D3D3"/>
+              <w:start w:val="single" w:space="0" w:color="D3D3D3"/>
+              <w:end w:val="single" w:space="0" w:color="D3D3D3"/>
+            </w:tcBorders>
+          </w:tcPr>
+          <w:p>
+            <w:pPr>
+              <w:spacing w:before="0" w:after="60"/>
+              <w:keepNext/>
+              <w:jc w:val="center"/>
+            </w:pPr>
+            <w:r>
+              <w:rPr>
+                <w:rFonts w:ascii="Calibri" w:hAnsi="Calibri"/>
+                <w:sz w:val="20"/>
+              </w:rPr>
+              <w:t xml:space="default">2.97</w:t>
+            </w:r>
+          </w:p>
+        </w:tc>
+        <w:tc>
+          <w:tcPr>
+            <w:tcBorders>
+              <w:top w:val="single" w:space="0" w:color="D3D3D3"/>
+              <w:bottom w:val="single" w:space="0" w:color="D3D3D3"/>
+              <w:start w:val="single" w:space="0" w:color="D3D3D3"/>
+              <w:end w:val="single" w:space="0" w:color="D3D3D3"/>
+            </w:tcBorders>
+          </w:tcPr>
+          <w:p>
+            <w:pPr>
+              <w:spacing w:before="0" w:after="60"/>
+              <w:keepNext/>
+              <w:jc w:val="center"/>
+            </w:pPr>
+            <w:r>
+              <w:rPr>
+                <w:rFonts w:ascii="Calibri" w:hAnsi="Calibri"/>
+                <w:sz w:val="20"/>
+              </w:rPr>
+              <w:t xml:space="default">1,165</w:t>
+            </w:r>
+          </w:p>
+        </w:tc>
+        <w:tc>
+          <w:tcPr>
+            <w:tcBorders>
+              <w:top w:val="single" w:space="0" w:color="D3D3D3"/>
+              <w:bottom w:val="single" w:space="0" w:color="D3D3D3"/>
+              <w:start w:val="single" w:space="0" w:color="D3D3D3"/>
+              <w:end w:val="single" w:space="0" w:color="D3D3D3"/>
+            </w:tcBorders>
+          </w:tcPr>
+          <w:p>
+            <w:pPr>
+              <w:spacing w:before="0" w:after="60"/>
+              <w:keepNext/>
+              <w:jc w:val="center"/>
+            </w:pPr>
+            <w:r>
+              <w:rPr>
+                <w:rFonts w:ascii="Calibri" w:hAnsi="Calibri"/>
+                <w:sz w:val="20"/>
+              </w:rPr>
+              <w:t xml:space="default">28</w:t>
+            </w:r>
+          </w:p>
+        </w:tc>
+        <w:tc>
+          <w:tcPr>
+            <w:tcBorders>
+              <w:top w:val="single" w:space="0" w:color="D3D3D3"/>
+              <w:bottom w:val="single" w:space="0" w:color="D3D3D3"/>
+              <w:start w:val="single" w:space="0" w:color="D3D3D3"/>
+              <w:end w:val="single" w:space="0" w:color="D3D3D3"/>
+            </w:tcBorders>
+          </w:tcPr>
+          <w:p>
+            <w:pPr>
+              <w:spacing w:before="0" w:after="60"/>
+              <w:keepNext/>
+              <w:jc w:val="center"/>
+            </w:pPr>
+            <w:r>
+              <w:rPr>
+                <w:rFonts w:ascii="Calibri" w:hAnsi="Calibri"/>
+                <w:sz w:val="20"/>
+              </w:rPr>
+              <w:t xml:space="default">51.49</w:t>
             </w:r>
           </w:p>
         </w:tc>
@@ -1221,127 +1221,127 @@
                 <w:rFonts w:ascii="Calibri" w:hAnsi="Calibri"/>
                 <w:sz w:val="20"/>
               </w:rPr>
-              <w:t xml:space="default">North American Deserts</w:t>
-            </w:r>
-          </w:p>
-        </w:tc>
-        <w:tc>
-          <w:tcPr>
-            <w:tcBorders>
-              <w:top w:val="single" w:space="0" w:color="D3D3D3"/>
-              <w:bottom w:val="single" w:space="0" w:color="D3D3D3"/>
-              <w:start w:val="single" w:space="0" w:color="D3D3D3"/>
-              <w:end w:val="single" w:space="0" w:color="D3D3D3"/>
-            </w:tcBorders>
-          </w:tcPr>
-          <w:p>
-            <w:pPr>
-              <w:spacing w:before="0" w:after="60"/>
-              <w:keepNext/>
-              <w:jc w:val="center"/>
-            </w:pPr>
-            <w:r>
-              <w:rPr>
-                <w:rFonts w:ascii="Calibri" w:hAnsi="Calibri"/>
-                <w:sz w:val="20"/>
-              </w:rPr>
-              <w:t xml:space="default">ND-2</w:t>
-            </w:r>
-          </w:p>
-        </w:tc>
-        <w:tc>
-          <w:tcPr>
-            <w:tcBorders>
-              <w:top w:val="single" w:space="0" w:color="D3D3D3"/>
-              <w:bottom w:val="single" w:space="0" w:color="D3D3D3"/>
-              <w:start w:val="single" w:space="0" w:color="D3D3D3"/>
-              <w:end w:val="single" w:space="0" w:color="D3D3D3"/>
-            </w:tcBorders>
-          </w:tcPr>
-          <w:p>
-            <w:pPr>
-              <w:spacing w:before="0" w:after="60"/>
-              <w:keepNext/>
-              <w:jc w:val="center"/>
-            </w:pPr>
-            <w:r>
-              <w:rPr>
-                <w:rFonts w:ascii="Calibri" w:hAnsi="Calibri"/>
-                <w:sz w:val="20"/>
-              </w:rPr>
-              <w:t xml:space="default">1.82</w:t>
-            </w:r>
-          </w:p>
-        </w:tc>
-        <w:tc>
-          <w:tcPr>
-            <w:tcBorders>
-              <w:top w:val="single" w:space="0" w:color="D3D3D3"/>
-              <w:bottom w:val="single" w:space="0" w:color="D3D3D3"/>
-              <w:start w:val="single" w:space="0" w:color="D3D3D3"/>
-              <w:end w:val="single" w:space="0" w:color="D3D3D3"/>
-            </w:tcBorders>
-          </w:tcPr>
-          <w:p>
-            <w:pPr>
-              <w:spacing w:before="0" w:after="60"/>
-              <w:keepNext/>
-              <w:jc w:val="center"/>
-            </w:pPr>
-            <w:r>
-              <w:rPr>
-                <w:rFonts w:ascii="Calibri" w:hAnsi="Calibri"/>
-                <w:sz w:val="20"/>
-              </w:rPr>
-              <w:t xml:space="default">1,054</w:t>
-            </w:r>
-          </w:p>
-        </w:tc>
-        <w:tc>
-          <w:tcPr>
-            <w:tcBorders>
-              <w:top w:val="single" w:space="0" w:color="D3D3D3"/>
-              <w:bottom w:val="single" w:space="0" w:color="D3D3D3"/>
-              <w:start w:val="single" w:space="0" w:color="D3D3D3"/>
-              <w:end w:val="single" w:space="0" w:color="D3D3D3"/>
-            </w:tcBorders>
-          </w:tcPr>
-          <w:p>
-            <w:pPr>
-              <w:spacing w:before="0" w:after="60"/>
-              <w:keepNext/>
-              <w:jc w:val="center"/>
-            </w:pPr>
-            <w:r>
-              <w:rPr>
-                <w:rFonts w:ascii="Calibri" w:hAnsi="Calibri"/>
-                <w:sz w:val="20"/>
-              </w:rPr>
-              <w:t xml:space="default">35</w:t>
-            </w:r>
-          </w:p>
-        </w:tc>
-        <w:tc>
-          <w:tcPr>
-            <w:tcBorders>
-              <w:top w:val="single" w:space="0" w:color="D3D3D3"/>
-              <w:bottom w:val="single" w:space="0" w:color="D3D3D3"/>
-              <w:start w:val="single" w:space="0" w:color="D3D3D3"/>
-              <w:end w:val="single" w:space="0" w:color="D3D3D3"/>
-            </w:tcBorders>
-          </w:tcPr>
-          <w:p>
-            <w:pPr>
-              <w:spacing w:before="0" w:after="60"/>
-              <w:keepNext/>
-              <w:jc w:val="center"/>
-            </w:pPr>
-            <w:r>
-              <w:rPr>
-                <w:rFonts w:ascii="Calibri" w:hAnsi="Calibri"/>
-                <w:sz w:val="20"/>
-              </w:rPr>
-              <w:t xml:space="default">48.51</w:t>
+              <w:t xml:space="default">Eastern Temperate Forests</w:t>
+            </w:r>
+          </w:p>
+        </w:tc>
+        <w:tc>
+          <w:tcPr>
+            <w:tcBorders>
+              <w:top w:val="single" w:space="0" w:color="D3D3D3"/>
+              <w:bottom w:val="single" w:space="0" w:color="D3D3D3"/>
+              <w:start w:val="single" w:space="0" w:color="D3D3D3"/>
+              <w:end w:val="single" w:space="0" w:color="D3D3D3"/>
+            </w:tcBorders>
+          </w:tcPr>
+          <w:p>
+            <w:pPr>
+              <w:spacing w:before="0" w:after="60"/>
+              <w:keepNext/>
+              <w:jc w:val="center"/>
+            </w:pPr>
+            <w:r>
+              <w:rPr>
+                <w:rFonts w:ascii="Calibri" w:hAnsi="Calibri"/>
+                <w:sz w:val="20"/>
+              </w:rPr>
+              <w:t xml:space="default">CFA-4</w:t>
+            </w:r>
+          </w:p>
+        </w:tc>
+        <w:tc>
+          <w:tcPr>
+            <w:tcBorders>
+              <w:top w:val="single" w:space="0" w:color="D3D3D3"/>
+              <w:bottom w:val="single" w:space="0" w:color="D3D3D3"/>
+              <w:start w:val="single" w:space="0" w:color="D3D3D3"/>
+              <w:end w:val="single" w:space="0" w:color="D3D3D3"/>
+            </w:tcBorders>
+          </w:tcPr>
+          <w:p>
+            <w:pPr>
+              <w:spacing w:before="0" w:after="60"/>
+              <w:keepNext/>
+              <w:jc w:val="center"/>
+            </w:pPr>
+            <w:r>
+              <w:rPr>
+                <w:rFonts w:ascii="Calibri" w:hAnsi="Calibri"/>
+                <w:sz w:val="20"/>
+              </w:rPr>
+              <w:t xml:space="default">0.93</w:t>
+            </w:r>
+          </w:p>
+        </w:tc>
+        <w:tc>
+          <w:tcPr>
+            <w:tcBorders>
+              <w:top w:val="single" w:space="0" w:color="D3D3D3"/>
+              <w:bottom w:val="single" w:space="0" w:color="D3D3D3"/>
+              <w:start w:val="single" w:space="0" w:color="D3D3D3"/>
+              <w:end w:val="single" w:space="0" w:color="D3D3D3"/>
+            </w:tcBorders>
+          </w:tcPr>
+          <w:p>
+            <w:pPr>
+              <w:spacing w:before="0" w:after="60"/>
+              <w:keepNext/>
+              <w:jc w:val="center"/>
+            </w:pPr>
+            <w:r>
+              <w:rPr>
+                <w:rFonts w:ascii="Calibri" w:hAnsi="Calibri"/>
+                <w:sz w:val="20"/>
+              </w:rPr>
+              <w:t xml:space="default">1,156</w:t>
+            </w:r>
+          </w:p>
+        </w:tc>
+        <w:tc>
+          <w:tcPr>
+            <w:tcBorders>
+              <w:top w:val="single" w:space="0" w:color="D3D3D3"/>
+              <w:bottom w:val="single" w:space="0" w:color="D3D3D3"/>
+              <w:start w:val="single" w:space="0" w:color="D3D3D3"/>
+              <w:end w:val="single" w:space="0" w:color="D3D3D3"/>
+            </w:tcBorders>
+          </w:tcPr>
+          <w:p>
+            <w:pPr>
+              <w:spacing w:before="0" w:after="60"/>
+              <w:keepNext/>
+              <w:jc w:val="center"/>
+            </w:pPr>
+            <w:r>
+              <w:rPr>
+                <w:rFonts w:ascii="Calibri" w:hAnsi="Calibri"/>
+                <w:sz w:val="20"/>
+              </w:rPr>
+              <w:t xml:space="default">56</w:t>
+            </w:r>
+          </w:p>
+        </w:tc>
+        <w:tc>
+          <w:tcPr>
+            <w:tcBorders>
+              <w:top w:val="single" w:space="0" w:color="D3D3D3"/>
+              <w:bottom w:val="single" w:space="0" w:color="D3D3D3"/>
+              <w:start w:val="single" w:space="0" w:color="D3D3D3"/>
+              <w:end w:val="single" w:space="0" w:color="D3D3D3"/>
+            </w:tcBorders>
+          </w:tcPr>
+          <w:p>
+            <w:pPr>
+              <w:spacing w:before="0" w:after="60"/>
+              <w:keepNext/>
+              <w:jc w:val="center"/>
+            </w:pPr>
+            <w:r>
+              <w:rPr>
+                <w:rFonts w:ascii="Calibri" w:hAnsi="Calibri"/>
+                <w:sz w:val="20"/>
+              </w:rPr>
+              <w:t xml:space="default">93.49</w:t>
             </w:r>
           </w:p>
         </w:tc>
@@ -1473,10 +1473,10 @@
   <w:docDefaults>
     <w:rPrDefault>
       <w:rPr>
-        <w:rFonts w:asciiTheme="minorHAnsi" w:cstheme="minorBidi" w:eastAsiaTheme="minorHAnsi" w:hAnsiTheme="minorHAnsi"/>
+        <w:rFonts w:asciiTheme="minorHAnsi" w:cstheme="minorBidi" w:eastAsiaTheme="minorEastAsia" w:hAnsiTheme="minorHAnsi"/>
         <w:sz w:val="24"/>
         <w:szCs w:val="24"/>
-        <w:lang w:bidi="ar-SA" w:eastAsia="en-US" w:val="en-US"/>
+        <w:lang w:bidi="ar-SA" w:eastAsia="zh-CN" w:val="en-US"/>
       </w:rPr>
     </w:rPrDefault>
     <w:pPrDefault>
@@ -2017,13 +2017,6 @@
       </w:tblCellMar>
     </w:tblPr>
     <w:tblStylePr w:type="firstRow">
-      <w:tblPr>
-        <w:jc w:val="left"/>
-        <w:tblInd w:type="dxa" w:w="0"/>
-      </w:tblPr>
-      <w:trPr>
-        <w:jc w:val="left"/>
-      </w:trPr>
       <w:tcPr>
         <w:tcBorders>
           <w:bottom w:val="single"/>

--- a/Figs/site_info.docx
+++ b/Figs/site_info.docx
@@ -178,31 +178,31 @@
                 <w:rFonts w:ascii="Calibri" w:hAnsi="Calibri"/>
                 <w:sz w:val="20"/>
               </w:rPr>
-              <w:t xml:space="default">North American Deserts</w:t>
-            </w:r>
-          </w:p>
-        </w:tc>
-        <w:tc>
-          <w:tcPr>
-            <w:tcBorders>
-              <w:top w:val="single" w:space="0" w:color="D3D3D3"/>
-              <w:bottom w:val="single" w:space="0" w:color="D3D3D3"/>
-              <w:start w:val="single" w:space="0" w:color="D3D3D3"/>
-              <w:end w:val="single" w:space="0" w:color="D3D3D3"/>
-            </w:tcBorders>
-          </w:tcPr>
-          <w:p>
-            <w:pPr>
-              <w:spacing w:before="0" w:after="60"/>
-              <w:keepNext/>
-              <w:jc w:val="center"/>
-            </w:pPr>
-            <w:r>
-              <w:rPr>
-                <w:rFonts w:ascii="Calibri" w:hAnsi="Calibri"/>
-                <w:sz w:val="20"/>
-              </w:rPr>
-              <w:t xml:space="default">DSB-1</w:t>
+              <w:t xml:space="default">Semi-Arid</w:t>
+            </w:r>
+          </w:p>
+        </w:tc>
+        <w:tc>
+          <w:tcPr>
+            <w:tcBorders>
+              <w:top w:val="single" w:space="0" w:color="D3D3D3"/>
+              <w:bottom w:val="single" w:space="0" w:color="D3D3D3"/>
+              <w:start w:val="single" w:space="0" w:color="D3D3D3"/>
+              <w:end w:val="single" w:space="0" w:color="D3D3D3"/>
+            </w:tcBorders>
+          </w:tcPr>
+          <w:p>
+            <w:pPr>
+              <w:spacing w:before="0" w:after="60"/>
+              <w:keepNext/>
+              <w:jc w:val="center"/>
+            </w:pPr>
+            <w:r>
+              <w:rPr>
+                <w:rFonts w:ascii="Calibri" w:hAnsi="Calibri"/>
+                <w:sz w:val="20"/>
+              </w:rPr>
+              <w:t xml:space="default">SA-1</w:t>
             </w:r>
           </w:p>
         </w:tc>
@@ -327,31 +327,31 @@
                 <w:rFonts w:ascii="Calibri" w:hAnsi="Calibri"/>
                 <w:sz w:val="20"/>
               </w:rPr>
-              <w:t xml:space="default">North American Deserts</w:t>
-            </w:r>
-          </w:p>
-        </w:tc>
-        <w:tc>
-          <w:tcPr>
-            <w:tcBorders>
-              <w:top w:val="single" w:space="0" w:color="D3D3D3"/>
-              <w:bottom w:val="single" w:space="0" w:color="D3D3D3"/>
-              <w:start w:val="single" w:space="0" w:color="D3D3D3"/>
-              <w:end w:val="single" w:space="0" w:color="D3D3D3"/>
-            </w:tcBorders>
-          </w:tcPr>
-          <w:p>
-            <w:pPr>
-              <w:spacing w:before="0" w:after="60"/>
-              <w:keepNext/>
-              <w:jc w:val="center"/>
-            </w:pPr>
-            <w:r>
-              <w:rPr>
-                <w:rFonts w:ascii="Calibri" w:hAnsi="Calibri"/>
-                <w:sz w:val="20"/>
-              </w:rPr>
-              <w:t xml:space="default">DFB-1</w:t>
+              <w:t xml:space="default">Semi-Arid</w:t>
+            </w:r>
+          </w:p>
+        </w:tc>
+        <w:tc>
+          <w:tcPr>
+            <w:tcBorders>
+              <w:top w:val="single" w:space="0" w:color="D3D3D3"/>
+              <w:bottom w:val="single" w:space="0" w:color="D3D3D3"/>
+              <w:start w:val="single" w:space="0" w:color="D3D3D3"/>
+              <w:end w:val="single" w:space="0" w:color="D3D3D3"/>
+            </w:tcBorders>
+          </w:tcPr>
+          <w:p>
+            <w:pPr>
+              <w:spacing w:before="0" w:after="60"/>
+              <w:keepNext/>
+              <w:jc w:val="center"/>
+            </w:pPr>
+            <w:r>
+              <w:rPr>
+                <w:rFonts w:ascii="Calibri" w:hAnsi="Calibri"/>
+                <w:sz w:val="20"/>
+              </w:rPr>
+              <w:t xml:space="default">SA-2</w:t>
             </w:r>
           </w:p>
         </w:tc>
@@ -476,31 +476,31 @@
                 <w:rFonts w:ascii="Calibri" w:hAnsi="Calibri"/>
                 <w:sz w:val="20"/>
               </w:rPr>
-              <w:t xml:space="default">Great Plains</w:t>
-            </w:r>
-          </w:p>
-        </w:tc>
-        <w:tc>
-          <w:tcPr>
-            <w:tcBorders>
-              <w:top w:val="single" w:space="0" w:color="D3D3D3"/>
-              <w:bottom w:val="single" w:space="0" w:color="D3D3D3"/>
-              <w:start w:val="single" w:space="0" w:color="D3D3D3"/>
-              <w:end w:val="single" w:space="0" w:color="D3D3D3"/>
-            </w:tcBorders>
-          </w:tcPr>
-          <w:p>
-            <w:pPr>
-              <w:spacing w:before="0" w:after="60"/>
-              <w:keepNext/>
-              <w:jc w:val="center"/>
-            </w:pPr>
-            <w:r>
-              <w:rPr>
-                <w:rFonts w:ascii="Calibri" w:hAnsi="Calibri"/>
-                <w:sz w:val="20"/>
-              </w:rPr>
-              <w:t xml:space="default">DFA-1</w:t>
+              <w:t xml:space="default">Subhumid Prairie</w:t>
+            </w:r>
+          </w:p>
+        </w:tc>
+        <w:tc>
+          <w:tcPr>
+            <w:tcBorders>
+              <w:top w:val="single" w:space="0" w:color="D3D3D3"/>
+              <w:bottom w:val="single" w:space="0" w:color="D3D3D3"/>
+              <w:start w:val="single" w:space="0" w:color="D3D3D3"/>
+              <w:end w:val="single" w:space="0" w:color="D3D3D3"/>
+            </w:tcBorders>
+          </w:tcPr>
+          <w:p>
+            <w:pPr>
+              <w:spacing w:before="0" w:after="60"/>
+              <w:keepNext/>
+              <w:jc w:val="center"/>
+            </w:pPr>
+            <w:r>
+              <w:rPr>
+                <w:rFonts w:ascii="Calibri" w:hAnsi="Calibri"/>
+                <w:sz w:val="20"/>
+              </w:rPr>
+              <w:t xml:space="default">SP-1</w:t>
             </w:r>
           </w:p>
         </w:tc>
@@ -625,31 +625,31 @@
                 <w:rFonts w:ascii="Calibri" w:hAnsi="Calibri"/>
                 <w:sz w:val="20"/>
               </w:rPr>
-              <w:t xml:space="default">Great Plains</w:t>
-            </w:r>
-          </w:p>
-        </w:tc>
-        <w:tc>
-          <w:tcPr>
-            <w:tcBorders>
-              <w:top w:val="single" w:space="0" w:color="D3D3D3"/>
-              <w:bottom w:val="single" w:space="0" w:color="D3D3D3"/>
-              <w:start w:val="single" w:space="0" w:color="D3D3D3"/>
-              <w:end w:val="single" w:space="0" w:color="D3D3D3"/>
-            </w:tcBorders>
-          </w:tcPr>
-          <w:p>
-            <w:pPr>
-              <w:spacing w:before="0" w:after="60"/>
-              <w:keepNext/>
-              <w:jc w:val="center"/>
-            </w:pPr>
-            <w:r>
-              <w:rPr>
-                <w:rFonts w:ascii="Calibri" w:hAnsi="Calibri"/>
-                <w:sz w:val="20"/>
-              </w:rPr>
-              <w:t xml:space="default">DFA-2</w:t>
+              <w:t xml:space="default">Subhumid Prairie</w:t>
+            </w:r>
+          </w:p>
+        </w:tc>
+        <w:tc>
+          <w:tcPr>
+            <w:tcBorders>
+              <w:top w:val="single" w:space="0" w:color="D3D3D3"/>
+              <w:bottom w:val="single" w:space="0" w:color="D3D3D3"/>
+              <w:start w:val="single" w:space="0" w:color="D3D3D3"/>
+              <w:end w:val="single" w:space="0" w:color="D3D3D3"/>
+            </w:tcBorders>
+          </w:tcPr>
+          <w:p>
+            <w:pPr>
+              <w:spacing w:before="0" w:after="60"/>
+              <w:keepNext/>
+              <w:jc w:val="center"/>
+            </w:pPr>
+            <w:r>
+              <w:rPr>
+                <w:rFonts w:ascii="Calibri" w:hAnsi="Calibri"/>
+                <w:sz w:val="20"/>
+              </w:rPr>
+              <w:t xml:space="default">SP-2</w:t>
             </w:r>
           </w:p>
         </w:tc>
@@ -774,31 +774,31 @@
                 <w:rFonts w:ascii="Calibri" w:hAnsi="Calibri"/>
                 <w:sz w:val="20"/>
               </w:rPr>
-              <w:t xml:space="default">Great Plains</w:t>
-            </w:r>
-          </w:p>
-        </w:tc>
-        <w:tc>
-          <w:tcPr>
-            <w:tcBorders>
-              <w:top w:val="single" w:space="0" w:color="D3D3D3"/>
-              <w:bottom w:val="single" w:space="0" w:color="D3D3D3"/>
-              <w:start w:val="single" w:space="0" w:color="D3D3D3"/>
-              <w:end w:val="single" w:space="0" w:color="D3D3D3"/>
-            </w:tcBorders>
-          </w:tcPr>
-          <w:p>
-            <w:pPr>
-              <w:spacing w:before="0" w:after="60"/>
-              <w:keepNext/>
-              <w:jc w:val="center"/>
-            </w:pPr>
-            <w:r>
-              <w:rPr>
-                <w:rFonts w:ascii="Calibri" w:hAnsi="Calibri"/>
-                <w:sz w:val="20"/>
-              </w:rPr>
-              <w:t xml:space="default">CFA-1</w:t>
+              <w:t xml:space="default">Subhumid Prairie</w:t>
+            </w:r>
+          </w:p>
+        </w:tc>
+        <w:tc>
+          <w:tcPr>
+            <w:tcBorders>
+              <w:top w:val="single" w:space="0" w:color="D3D3D3"/>
+              <w:bottom w:val="single" w:space="0" w:color="D3D3D3"/>
+              <w:start w:val="single" w:space="0" w:color="D3D3D3"/>
+              <w:end w:val="single" w:space="0" w:color="D3D3D3"/>
+            </w:tcBorders>
+          </w:tcPr>
+          <w:p>
+            <w:pPr>
+              <w:spacing w:before="0" w:after="60"/>
+              <w:keepNext/>
+              <w:jc w:val="center"/>
+            </w:pPr>
+            <w:r>
+              <w:rPr>
+                <w:rFonts w:ascii="Calibri" w:hAnsi="Calibri"/>
+                <w:sz w:val="20"/>
+              </w:rPr>
+              <w:t xml:space="default">SP-3</w:t>
             </w:r>
           </w:p>
         </w:tc>
@@ -923,31 +923,31 @@
                 <w:rFonts w:ascii="Calibri" w:hAnsi="Calibri"/>
                 <w:sz w:val="20"/>
               </w:rPr>
-              <w:t xml:space="default">Eastern Temperate Forests</w:t>
-            </w:r>
-          </w:p>
-        </w:tc>
-        <w:tc>
-          <w:tcPr>
-            <w:tcBorders>
-              <w:top w:val="single" w:space="0" w:color="D3D3D3"/>
-              <w:bottom w:val="single" w:space="0" w:color="D3D3D3"/>
-              <w:start w:val="single" w:space="0" w:color="D3D3D3"/>
-              <w:end w:val="single" w:space="0" w:color="D3D3D3"/>
-            </w:tcBorders>
-          </w:tcPr>
-          <w:p>
-            <w:pPr>
-              <w:spacing w:before="0" w:after="60"/>
-              <w:keepNext/>
-              <w:jc w:val="center"/>
-            </w:pPr>
-            <w:r>
-              <w:rPr>
-                <w:rFonts w:ascii="Calibri" w:hAnsi="Calibri"/>
-                <w:sz w:val="20"/>
-              </w:rPr>
-              <w:t xml:space="default">CFA-2</w:t>
+              <w:t xml:space="default">Humid Subtropical Forests</w:t>
+            </w:r>
+          </w:p>
+        </w:tc>
+        <w:tc>
+          <w:tcPr>
+            <w:tcBorders>
+              <w:top w:val="single" w:space="0" w:color="D3D3D3"/>
+              <w:bottom w:val="single" w:space="0" w:color="D3D3D3"/>
+              <w:start w:val="single" w:space="0" w:color="D3D3D3"/>
+              <w:end w:val="single" w:space="0" w:color="D3D3D3"/>
+            </w:tcBorders>
+          </w:tcPr>
+          <w:p>
+            <w:pPr>
+              <w:spacing w:before="0" w:after="60"/>
+              <w:keepNext/>
+              <w:jc w:val="center"/>
+            </w:pPr>
+            <w:r>
+              <w:rPr>
+                <w:rFonts w:ascii="Calibri" w:hAnsi="Calibri"/>
+                <w:sz w:val="20"/>
+              </w:rPr>
+              <w:t xml:space="default">HF-1</w:t>
             </w:r>
           </w:p>
         </w:tc>
@@ -1072,31 +1072,31 @@
                 <w:rFonts w:ascii="Calibri" w:hAnsi="Calibri"/>
                 <w:sz w:val="20"/>
               </w:rPr>
-              <w:t xml:space="default">Eastern Temperate Forests</w:t>
-            </w:r>
-          </w:p>
-        </w:tc>
-        <w:tc>
-          <w:tcPr>
-            <w:tcBorders>
-              <w:top w:val="single" w:space="0" w:color="D3D3D3"/>
-              <w:bottom w:val="single" w:space="0" w:color="D3D3D3"/>
-              <w:start w:val="single" w:space="0" w:color="D3D3D3"/>
-              <w:end w:val="single" w:space="0" w:color="D3D3D3"/>
-            </w:tcBorders>
-          </w:tcPr>
-          <w:p>
-            <w:pPr>
-              <w:spacing w:before="0" w:after="60"/>
-              <w:keepNext/>
-              <w:jc w:val="center"/>
-            </w:pPr>
-            <w:r>
-              <w:rPr>
-                <w:rFonts w:ascii="Calibri" w:hAnsi="Calibri"/>
-                <w:sz w:val="20"/>
-              </w:rPr>
-              <w:t xml:space="default">CFA-3</w:t>
+              <w:t xml:space="default">Humid Subtropical Forests</w:t>
+            </w:r>
+          </w:p>
+        </w:tc>
+        <w:tc>
+          <w:tcPr>
+            <w:tcBorders>
+              <w:top w:val="single" w:space="0" w:color="D3D3D3"/>
+              <w:bottom w:val="single" w:space="0" w:color="D3D3D3"/>
+              <w:start w:val="single" w:space="0" w:color="D3D3D3"/>
+              <w:end w:val="single" w:space="0" w:color="D3D3D3"/>
+            </w:tcBorders>
+          </w:tcPr>
+          <w:p>
+            <w:pPr>
+              <w:spacing w:before="0" w:after="60"/>
+              <w:keepNext/>
+              <w:jc w:val="center"/>
+            </w:pPr>
+            <w:r>
+              <w:rPr>
+                <w:rFonts w:ascii="Calibri" w:hAnsi="Calibri"/>
+                <w:sz w:val="20"/>
+              </w:rPr>
+              <w:t xml:space="default">HF-2</w:t>
             </w:r>
           </w:p>
         </w:tc>
@@ -1221,31 +1221,31 @@
                 <w:rFonts w:ascii="Calibri" w:hAnsi="Calibri"/>
                 <w:sz w:val="20"/>
               </w:rPr>
-              <w:t xml:space="default">Eastern Temperate Forests</w:t>
-            </w:r>
-          </w:p>
-        </w:tc>
-        <w:tc>
-          <w:tcPr>
-            <w:tcBorders>
-              <w:top w:val="single" w:space="0" w:color="D3D3D3"/>
-              <w:bottom w:val="single" w:space="0" w:color="D3D3D3"/>
-              <w:start w:val="single" w:space="0" w:color="D3D3D3"/>
-              <w:end w:val="single" w:space="0" w:color="D3D3D3"/>
-            </w:tcBorders>
-          </w:tcPr>
-          <w:p>
-            <w:pPr>
-              <w:spacing w:before="0" w:after="60"/>
-              <w:keepNext/>
-              <w:jc w:val="center"/>
-            </w:pPr>
-            <w:r>
-              <w:rPr>
-                <w:rFonts w:ascii="Calibri" w:hAnsi="Calibri"/>
-                <w:sz w:val="20"/>
-              </w:rPr>
-              <w:t xml:space="default">CFA-4</w:t>
+              <w:t xml:space="default">Humid Subtropical Forests</w:t>
+            </w:r>
+          </w:p>
+        </w:tc>
+        <w:tc>
+          <w:tcPr>
+            <w:tcBorders>
+              <w:top w:val="single" w:space="0" w:color="D3D3D3"/>
+              <w:bottom w:val="single" w:space="0" w:color="D3D3D3"/>
+              <w:start w:val="single" w:space="0" w:color="D3D3D3"/>
+              <w:end w:val="single" w:space="0" w:color="D3D3D3"/>
+            </w:tcBorders>
+          </w:tcPr>
+          <w:p>
+            <w:pPr>
+              <w:spacing w:before="0" w:after="60"/>
+              <w:keepNext/>
+              <w:jc w:val="center"/>
+            </w:pPr>
+            <w:r>
+              <w:rPr>
+                <w:rFonts w:ascii="Calibri" w:hAnsi="Calibri"/>
+                <w:sz w:val="20"/>
+              </w:rPr>
+              <w:t xml:space="default">HF-3</w:t>
             </w:r>
           </w:p>
         </w:tc>
